--- a/research/Dossier_Stacy_Young_2026-08-08.docx
+++ b/research/Dossier_Stacy_Young_2026-08-08.docx
@@ -1810,6 +1810,34 @@
           </w:p>
         </w:tc>
       </w:tr>
+      <w:tr>
+        <w:tc>
+          <w:tcPr>
+            <w:tcW w:w="4680" w:type="dxa"/>
+          </w:tcPr>
+          <w:p>
+            <w:pPr>
+              <w:spacing w:after="0"/>
+            </w:pPr>
+            <w:r>
+              <w:t xml:space="preserve">Cross-domain replication</w:t>
+            </w:r>
+          </w:p>
+        </w:tc>
+        <w:tc>
+          <w:tcPr>
+            <w:tcW w:w="4680" w:type="dxa"/>
+          </w:tcPr>
+          <w:p>
+            <w:pPr>
+              <w:spacing w:after="0"/>
+            </w:pPr>
+            <w:r>
+              <w:t xml:space="preserve">The same instrument in an employment-law corpus of 22 adjudicated matters, read by a different reviewer, does show the outcome association: 6 of 8 sustained against 1 of 8, p = 0.041, odds ratio 21.0. Her null is therefore a boundary condition with evidence on both sides, not an unexplained gap. Section 5.6 of her paper</w:t>
+            </w:r>
+          </w:p>
+        </w:tc>
+      </w:tr>
     </w:tbl>
     <w:p>
       <w:pPr/>
@@ -1829,6 +1857,20 @@
       </w:r>
       <w:r>
         <w:t xml:space="preserve"> She recorded a written basis for 28 of 32 reads, before knowing the outcome. Without those notes the construct-validity result does not exist and the paper has no way to show what its readings were measuring. She also brought the Chief FOIA Officers Council memorandum of 28 May 2026 to the project's attention, which supplies the paper's timing and its opening argument.</w:t>
+      </w:r>
+    </w:p>
+    <w:p>
+      <w:pPr>
+        <w:spacing w:after="140"/>
+      </w:pPr>
+      <w:r>
+        <w:rPr>
+          <w:b/>
+        </w:rPr>
+        <w:t xml:space="preserve">Corpus breadth she assembled.</w:t>
+      </w:r>
+      <w:r>
+        <w:t xml:space="preserve"> Four document classes, two states, decisions spanning 2005 to 2026 across 11 distinct years, at least 12 distinct FOIL issues led by personal privacy (9 cases) and law-enforcement disciplinary records (5), every case carrying a public URL, and a mean record summary of 319 characters.</w:t>
       </w:r>
     </w:p>
     <w:p>
@@ -1935,6 +1977,68 @@
               <w:spacing w:after="0"/>
             </w:pPr>
             <w:r>
+              <w:t xml:space="preserve">Companion manuscript supplying the cross-domain result cited in her Section 5.6</w:t>
+            </w:r>
+          </w:p>
+        </w:tc>
+        <w:tc>
+          <w:tcPr>
+            <w:tcW w:w="4680" w:type="dxa"/>
+          </w:tcPr>
+          <w:p>
+            <w:pPr>
+              <w:spacing w:after="0"/>
+            </w:pPr>
+            <w:r>
+              <w:rPr>
+                <w:rFonts w:ascii="Consolas" w:hAnsi="Consolas"/>
+              </w:rPr>
+              <w:t xml:space="preserve">research/Employment_Records_Article_Draft.md</w:t>
+            </w:r>
+          </w:p>
+        </w:tc>
+      </w:tr>
+      <w:tr>
+        <w:tc>
+          <w:tcPr>
+            <w:tcW w:w="4680" w:type="dxa"/>
+          </w:tcPr>
+          <w:p>
+            <w:pPr>
+              <w:spacing w:after="0"/>
+            </w:pPr>
+            <w:r>
+              <w:t xml:space="preserve">Final sweep analysis, all four programme findings</w:t>
+            </w:r>
+          </w:p>
+        </w:tc>
+        <w:tc>
+          <w:tcPr>
+            <w:tcW w:w="4680" w:type="dxa"/>
+          </w:tcPr>
+          <w:p>
+            <w:pPr>
+              <w:spacing w:after="0"/>
+            </w:pPr>
+            <w:r>
+              <w:rPr>
+                <w:rFonts w:ascii="Consolas" w:hAnsi="Consolas"/>
+              </w:rPr>
+              <w:t xml:space="preserve">research/analysis_final_sweep_2026-08-08.py</w:t>
+            </w:r>
+          </w:p>
+        </w:tc>
+      </w:tr>
+      <w:tr>
+        <w:tc>
+          <w:tcPr>
+            <w:tcW w:w="4680" w:type="dxa"/>
+          </w:tcPr>
+          <w:p>
+            <w:pPr>
+              <w:spacing w:after="0"/>
+            </w:pPr>
+            <w:r>
               <w:t xml:space="preserve">Analysis script, standard library only, carries the note-coding frame</w:t>
             </w:r>
           </w:p>
@@ -2518,9 +2622,6 @@
         <w:spacing w:after="60"/>
       </w:pPr>
       <w:r>
-        <w:t xml:space="preserve">Deploy </w:t>
-      </w:r>
-      <w:r>
         <w:rPr>
           <w:rFonts w:ascii="Consolas" w:hAnsi="Consolas"/>
         </w:rPr>
@@ -2536,7 +2637,19 @@
         <w:t xml:space="preserve">honor.html</w:t>
       </w:r>
       <w:r>
-        <w:t xml:space="preserve"> to production before the link is sent.</w:t>
+        <w:t xml:space="preserve"> are deployed and verified live. Her key returns her citation; an unknown key returns 404 with nothing about anyone.</w:t>
+      </w:r>
+    </w:p>
+    <w:p>
+      <w:pPr>
+        <w:numPr>
+          <w:ilvl w:val="0"/>
+          <w:numId w:val="2"/>
+        </w:numPr>
+        <w:spacing w:after="60"/>
+      </w:pPr>
+      <w:r>
+        <w:t xml:space="preserve">Ask her whether a colleague can re-read ten cases blind, which would let the paper report inter-rater agreement and close the one weakness a reviewer will name.</w:t>
       </w:r>
     </w:p>
     <w:sectPr>

--- a/research/Dossier_Stacy_Young_2026-08-08.docx
+++ b/research/Dossier_Stacy_Young_2026-08-08.docx
@@ -1993,7 +1993,10 @@
               <w:rPr>
                 <w:rFonts w:ascii="Consolas" w:hAnsi="Consolas"/>
               </w:rPr>
-              <w:t xml:space="preserve">research/Employment_Records_Article_Draft.md</w:t>
+              <w:t xml:space="preserve">research/BusinessEthics_Article_Draft.md</w:t>
+            </w:r>
+            <w:r>
+              <w:t xml:space="preserve"> (the employment corpus was consolidated there on 2026-08-08)</w:t>
             </w:r>
           </w:p>
         </w:tc>

--- a/research/Dossier_Stacy_Young_2026-08-08.docx
+++ b/research/Dossier_Stacy_Young_2026-08-08.docx
@@ -2197,6 +2197,219 @@
               <w:spacing w:after="0"/>
             </w:pPr>
             <w:r>
+              <w:t xml:space="preserve">Honor disclosure pack, citation with sources, every stop point</w:t>
+            </w:r>
+          </w:p>
+        </w:tc>
+        <w:tc>
+          <w:tcPr>
+            <w:tcW w:w="4680" w:type="dxa"/>
+          </w:tcPr>
+          <w:p>
+            <w:pPr>
+              <w:spacing w:after="0"/>
+            </w:pPr>
+            <w:r>
+              <w:rPr>
+                <w:rFonts w:ascii="Consolas" w:hAnsi="Consolas"/>
+              </w:rPr>
+              <w:t xml:space="preserve">research/Honor_Materials_For_Stacy_Review_2026-08-08.md</w:t>
+            </w:r>
+            <w:r>
+              <w:t xml:space="preserve"> and </w:t>
+            </w:r>
+            <w:r>
+              <w:rPr>
+                <w:rFonts w:ascii="Consolas" w:hAnsi="Consolas"/>
+              </w:rPr>
+              <w:t xml:space="preserve">.docx</w:t>
+            </w:r>
+          </w:p>
+        </w:tc>
+      </w:tr>
+      <w:tr>
+        <w:tc>
+          <w:tcPr>
+            <w:tcW w:w="4680" w:type="dxa"/>
+          </w:tcPr>
+          <w:p>
+            <w:pPr>
+              <w:spacing w:after="0"/>
+            </w:pPr>
+            <w:r>
+              <w:t xml:space="preserve">Draft honor certificate rendered in her name</w:t>
+            </w:r>
+          </w:p>
+        </w:tc>
+        <w:tc>
+          <w:tcPr>
+            <w:tcW w:w="4680" w:type="dxa"/>
+          </w:tcPr>
+          <w:p>
+            <w:pPr>
+              <w:spacing w:after="0"/>
+            </w:pPr>
+            <w:r>
+              <w:rPr>
+                <w:rFonts w:ascii="Consolas" w:hAnsi="Consolas"/>
+              </w:rPr>
+              <w:t xml:space="preserve">research/DRAFT_Honor_Certificate_Stacy_Young.pdf</w:t>
+            </w:r>
+          </w:p>
+        </w:tc>
+      </w:tr>
+      <w:tr>
+        <w:tc>
+          <w:tcPr>
+            <w:tcW w:w="4680" w:type="dxa"/>
+          </w:tcPr>
+          <w:p>
+            <w:pPr>
+              <w:spacing w:after="0"/>
+            </w:pPr>
+            <w:r>
+              <w:t xml:space="preserve">Blind second-reader packet, ten cases, no key</w:t>
+            </w:r>
+          </w:p>
+        </w:tc>
+        <w:tc>
+          <w:tcPr>
+            <w:tcW w:w="4680" w:type="dxa"/>
+          </w:tcPr>
+          <w:p>
+            <w:pPr>
+              <w:spacing w:after="0"/>
+            </w:pPr>
+            <w:r>
+              <w:rPr>
+                <w:rFonts w:ascii="Consolas" w:hAnsi="Consolas"/>
+              </w:rPr>
+              <w:t xml:space="preserve">research/Blind_Recheck_Packet_E08.md</w:t>
+            </w:r>
+            <w:r>
+              <w:t xml:space="preserve"> and </w:t>
+            </w:r>
+            <w:r>
+              <w:rPr>
+                <w:rFonts w:ascii="Consolas" w:hAnsi="Consolas"/>
+              </w:rPr>
+              <w:t xml:space="preserve">.docx</w:t>
+            </w:r>
+          </w:p>
+        </w:tc>
+      </w:tr>
+      <w:tr>
+        <w:tc>
+          <w:tcPr>
+            <w:tcW w:w="4680" w:type="dxa"/>
+          </w:tcPr>
+          <w:p>
+            <w:pPr>
+              <w:spacing w:after="0"/>
+            </w:pPr>
+            <w:r>
+              <w:t xml:space="preserve">Answer key for the blind re-read, NOT to be sent</w:t>
+            </w:r>
+          </w:p>
+        </w:tc>
+        <w:tc>
+          <w:tcPr>
+            <w:tcW w:w="4680" w:type="dxa"/>
+          </w:tcPr>
+          <w:p>
+            <w:pPr>
+              <w:spacing w:after="0"/>
+            </w:pPr>
+            <w:r>
+              <w:rPr>
+                <w:rFonts w:ascii="Consolas" w:hAnsi="Consolas"/>
+              </w:rPr>
+              <w:t xml:space="preserve">research/Blind_Recheck_KEY_E08.md</w:t>
+            </w:r>
+          </w:p>
+        </w:tc>
+      </w:tr>
+      <w:tr>
+        <w:tc>
+          <w:tcPr>
+            <w:tcW w:w="4680" w:type="dxa"/>
+          </w:tcPr>
+          <w:p>
+            <w:pPr>
+              <w:spacing w:after="0"/>
+            </w:pPr>
+            <w:r>
+              <w:t xml:space="preserve">Packet generator, stdlib only, reproducible selection</w:t>
+            </w:r>
+          </w:p>
+        </w:tc>
+        <w:tc>
+          <w:tcPr>
+            <w:tcW w:w="4680" w:type="dxa"/>
+          </w:tcPr>
+          <w:p>
+            <w:pPr>
+              <w:spacing w:after="0"/>
+            </w:pPr>
+            <w:r>
+              <w:rPr>
+                <w:rFonts w:ascii="Consolas" w:hAnsi="Consolas"/>
+              </w:rPr>
+              <w:t xml:space="preserve">research/build_blind_recheck_packet.py</w:t>
+            </w:r>
+          </w:p>
+        </w:tc>
+      </w:tr>
+      <w:tr>
+        <w:tc>
+          <w:tcPr>
+            <w:tcW w:w="4680" w:type="dxa"/>
+          </w:tcPr>
+          <w:p>
+            <w:pPr>
+              <w:spacing w:after="0"/>
+            </w:pPr>
+            <w:r>
+              <w:t xml:space="preserve">Reply to her 2026-08-08 message, drafted, not sent</w:t>
+            </w:r>
+          </w:p>
+        </w:tc>
+        <w:tc>
+          <w:tcPr>
+            <w:tcW w:w="4680" w:type="dxa"/>
+          </w:tcPr>
+          <w:p>
+            <w:pPr>
+              <w:spacing w:after="0"/>
+            </w:pPr>
+            <w:r>
+              <w:rPr>
+                <w:rFonts w:ascii="Consolas" w:hAnsi="Consolas"/>
+              </w:rPr>
+              <w:t xml:space="preserve">research/Message_Stacy_Young_Reply_2026-08-08b.md</w:t>
+            </w:r>
+            <w:r>
+              <w:t xml:space="preserve"> and </w:t>
+            </w:r>
+            <w:r>
+              <w:rPr>
+                <w:rFonts w:ascii="Consolas" w:hAnsi="Consolas"/>
+              </w:rPr>
+              <w:t xml:space="preserve">.docx</w:t>
+            </w:r>
+          </w:p>
+        </w:tc>
+      </w:tr>
+      <w:tr>
+        <w:tc>
+          <w:tcPr>
+            <w:tcW w:w="4680" w:type="dxa"/>
+          </w:tcPr>
+          <w:p>
+            <w:pPr>
+              <w:spacing w:after="0"/>
+            </w:pPr>
+            <w:r>
               <w:t xml:space="preserve">This dossier</w:t>
             </w:r>
           </w:p>
@@ -2232,6 +2445,20 @@
       </w:pPr>
       <w:r>
         <w:t xml:space="preserve">7. Correspondence on file</w:t>
+      </w:r>
+    </w:p>
+    <w:p>
+      <w:pPr>
+        <w:spacing w:after="140"/>
+      </w:pPr>
+      <w:r>
+        <w:rPr>
+          <w:b/>
+        </w:rPr>
+        <w:t xml:space="preserve">2026-08-08, from her, after receiving the results and the Honor offer.</w:t>
+      </w:r>
+      <w:r>
+        <w:t xml:space="preserve"> Encouraged by the results, singling out the agreement between her initial reads and the Comptroller findings and the way the notes strengthened the analysis. Will review Sections 4 and 5 and the full manuscript before approving submission. Agrees a blind review of ten cases would strengthen the study. Asks to review the drafts to Dr. Frazier and the Council, and the honor materials, before anything is submitted or published in her name. Signs "Stacyann".</w:t>
       </w:r>
     </w:p>
     <w:p>
@@ -2558,6 +2785,14 @@
     </w:p>
     <w:p>
       <w:pPr>
+        <w:spacing w:after="140"/>
+      </w:pPr>
+      <w:r>
+        <w:t xml:space="preserve">Her 2026-08-08 reply set three explicit conditions, and each one now has a gate rather than a promise.</w:t>
+      </w:r>
+    </w:p>
+    <w:p>
+      <w:pPr>
         <w:numPr>
           <w:ilvl w:val="0"/>
           <w:numId w:val="2"/>
@@ -2565,7 +2800,22 @@
         <w:spacing w:after="60"/>
       </w:pPr>
       <w:r>
-        <w:t xml:space="preserve">Send the message with the manuscript attached and the Honor link.</w:t>
+        <w:rPr>
+          <w:b/>
+        </w:rPr>
+        <w:t xml:space="preserve">Send the reply and the review pack.</w:t>
+      </w:r>
+      <w:r>
+        <w:t xml:space="preserve"> Drafted at </w:t>
+      </w:r>
+      <w:r>
+        <w:rPr>
+          <w:rFonts w:ascii="Consolas" w:hAnsi="Consolas"/>
+        </w:rPr>
+        <w:t xml:space="preserve">research/Message_Stacy_Young_Reply_2026-08-08b.md</w:t>
+      </w:r>
+      <w:r>
+        <w:t xml:space="preserve">, not sent. Attachments: manuscript, both Council drafts, the honor disclosure pack, the draft certificate.</w:t>
       </w:r>
     </w:p>
     <w:p>
@@ -2577,7 +2827,13 @@
         <w:spacing w:after="60"/>
       </w:pPr>
       <w:r>
-        <w:t xml:space="preserve">Obtain the quote. It is needed for the article, for any coverage, and for the data room, and nobody else can supply it.</w:t>
+        <w:rPr>
+          <w:b/>
+        </w:rPr>
+        <w:t xml:space="preserve">Hold both Council notes until she approves them.</w:t>
+      </w:r>
+      <w:r>
+        <w:t xml:space="preserve"> She asked to review them and specifically to rewrite her own biography paragraph rather than correct it.</w:t>
       </w:r>
     </w:p>
     <w:p>
@@ -2589,7 +2845,13 @@
         <w:spacing w:after="60"/>
       </w:pPr>
       <w:r>
-        <w:t xml:space="preserve">Obtain her confirmation of Sections 4 and 5 of the manuscript.</w:t>
+        <w:rPr>
+          <w:b/>
+        </w:rPr>
+        <w:t xml:space="preserve">Hold the Honor until she approves the citation.</w:t>
+      </w:r>
+      <w:r>
+        <w:t xml:space="preserve"> The acceptance link stays live and she uses it when ready. Certificate is issued only after she accepts, in the name and title she confirms.</w:t>
       </w:r>
     </w:p>
     <w:p>
@@ -2601,7 +2863,13 @@
         <w:spacing w:after="60"/>
       </w:pPr>
       <w:r>
-        <w:t xml:space="preserve">Issue the Honor certificate once she accepts, using the confirmed name and title.</w:t>
+        <w:rPr>
+          <w:b/>
+        </w:rPr>
+        <w:t xml:space="preserve">Hold submission until she confirms Sections 4 and 5.</w:t>
+      </w:r>
+      <w:r>
+        <w:t xml:space="preserve"> One figure flagged for her memory rather than the data pull: 28 of 32 cases carrying a written basis note, which is what Section 5.3 rests on.</w:t>
       </w:r>
     </w:p>
     <w:p>
@@ -2613,7 +2881,31 @@
         <w:spacing w:after="60"/>
       </w:pPr>
       <w:r>
-        <w:t xml:space="preserve">Send the two Chief FOIA Officers Council notes after she edits her own biography paragraph in each.</w:t>
+        <w:rPr>
+          <w:b/>
+        </w:rPr>
+        <w:t xml:space="preserve">Blind re-read: she agreed, the packet is built, waiting on a name.</w:t>
+      </w:r>
+      <w:r>
+        <w:t xml:space="preserve"> Ten of her 32 cases, six Ready, three Needs work, one Gap, stratified and reproducible. Send </w:t>
+      </w:r>
+      <w:r>
+        <w:rPr>
+          <w:rFonts w:ascii="Consolas" w:hAnsi="Consolas"/>
+        </w:rPr>
+        <w:t xml:space="preserve">Blind_Recheck_Packet_E08</w:t>
+      </w:r>
+      <w:r>
+        <w:t xml:space="preserve"> to the reader she names, never to her. Never send </w:t>
+      </w:r>
+      <w:r>
+        <w:rPr>
+          <w:rFonts w:ascii="Consolas" w:hAnsi="Consolas"/>
+        </w:rPr>
+        <w:t xml:space="preserve">Blind_Recheck_KEY_E08.md</w:t>
+      </w:r>
+      <w:r>
+        <w:t xml:space="preserve">.</w:t>
       </w:r>
     </w:p>
     <w:p>
@@ -2626,21 +2918,12 @@
       </w:pPr>
       <w:r>
         <w:rPr>
-          <w:rFonts w:ascii="Consolas" w:hAnsi="Consolas"/>
+          <w:b/>
         </w:rPr>
-        <w:t xml:space="preserve">api/honor.js</w:t>
-      </w:r>
-      <w:r>
-        <w:t xml:space="preserve"> and </w:t>
-      </w:r>
-      <w:r>
-        <w:rPr>
-          <w:rFonts w:ascii="Consolas" w:hAnsi="Consolas"/>
-        </w:rPr>
-        <w:t xml:space="preserve">honor.html</w:t>
-      </w:r>
-      <w:r>
-        <w:t xml:space="preserve"> are deployed and verified live. Her key returns her citation; an unknown key returns 404 with nothing about anyone.</w:t>
+        <w:t xml:space="preserve">Obtain the quote.</w:t>
+      </w:r>
+      <w:r>
+        <w:t xml:space="preserve"> Optional for her, needed for coverage and the data room, and nobody else can supply it. Asked on the acceptance page with a separate attribution tick.</w:t>
       </w:r>
     </w:p>
     <w:p>
@@ -2652,7 +2935,30 @@
         <w:spacing w:after="60"/>
       </w:pPr>
       <w:r>
-        <w:t xml:space="preserve">Ask her whether a colleague can re-read ten cases blind, which would let the paper report inter-rater agreement and close the one weakness a reviewer will name.</w:t>
+        <w:rPr>
+          <w:rFonts w:ascii="Consolas" w:hAnsi="Consolas"/>
+        </w:rPr>
+        <w:t xml:space="preserve">api/honor.js</w:t>
+      </w:r>
+      <w:r>
+        <w:t xml:space="preserve"> and </w:t>
+      </w:r>
+      <w:r>
+        <w:rPr>
+          <w:rFonts w:ascii="Consolas" w:hAnsi="Consolas"/>
+        </w:rPr>
+        <w:t xml:space="preserve">honor.html</w:t>
+      </w:r>
+      <w:r>
+        <w:t xml:space="preserve"> are deployed and verified live. Her key returns her citation; an unknown key returns 404 with nothing about anyone.</w:t>
+      </w:r>
+    </w:p>
+    <w:p>
+      <w:pPr>
+        <w:spacing w:after="140"/>
+      </w:pPr>
+      <w:r>
+        <w:t xml:space="preserve">Approval is required separately for the manuscript, the Council notes, and the Honor. Approving one is not approving the others.</w:t>
       </w:r>
     </w:p>
     <w:sectPr>

--- a/research/Dossier_Stacy_Young_2026-08-08.docx
+++ b/research/Dossier_Stacy_Young_2026-08-08.docx
@@ -1178,7 +1178,7 @@
               <w:spacing w:after="0"/>
             </w:pPr>
             <w:r>
-              <w:t xml:space="preserve">H-2026-01, first honoree named</w:t>
+              <w:t xml:space="preserve">H-2026-01, first honoree named. The Honor is not single-recipient: every detection-study completer receives one</w:t>
             </w:r>
           </w:p>
         </w:tc>

--- a/research/Dossier_Stacy_Young_2026-08-08.docx
+++ b/research/Dossier_Stacy_Young_2026-08-08.docx
@@ -8,7 +8,7 @@
         <w:spacing w:after="140"/>
       </w:pPr>
       <w:r>
-        <w:t xml:space="preserve">Stacy Young: complete record</w:t>
+        <w:t xml:space="preserve">Stacyann Young: complete record</w:t>
       </w:r>
     </w:p>
     <w:p>
@@ -128,20 +128,20 @@
               <w:spacing w:after="0"/>
             </w:pPr>
             <w:r>
-              <w:t xml:space="preserve">Stacy Young</w:t>
-            </w:r>
-          </w:p>
-        </w:tc>
-        <w:tc>
-          <w:tcPr>
-            <w:tcW w:w="3120" w:type="dxa"/>
-          </w:tcPr>
-          <w:p>
-            <w:pPr>
-              <w:spacing w:after="0"/>
-            </w:pPr>
-            <w:r>
-              <w:t xml:space="preserve">study record; LinkedIn</w:t>
+              <w:t xml:space="preserve">Stacyann Young (corrected by her on the acceptance page, 2026-08-09; the study record held Stacy Young)</w:t>
+            </w:r>
+          </w:p>
+        </w:tc>
+        <w:tc>
+          <w:tcPr>
+            <w:tcW w:w="3120" w:type="dxa"/>
+          </w:tcPr>
+          <w:p>
+            <w:pPr>
+              <w:spacing w:after="0"/>
+            </w:pPr>
+            <w:r>
+              <w:t xml:space="preserve">her acceptance, 2026-08-09</w:t>
             </w:r>
           </w:p>
         </w:tc>
@@ -169,20 +169,20 @@
               <w:spacing w:after="0"/>
             </w:pPr>
             <w:r>
-              <w:t xml:space="preserve">Stacyann (signs messages this way)</w:t>
-            </w:r>
-          </w:p>
-        </w:tc>
-        <w:tc>
-          <w:tcPr>
-            <w:tcW w:w="3120" w:type="dxa"/>
-          </w:tcPr>
-          <w:p>
-            <w:pPr>
-              <w:spacing w:after="0"/>
-            </w:pPr>
-            <w:r>
-              <w:t xml:space="preserve">her message, 2026-08-07</w:t>
+              <w:t xml:space="preserve">Stacyann</w:t>
+            </w:r>
+          </w:p>
+        </w:tc>
+        <w:tc>
+          <w:tcPr>
+            <w:tcW w:w="3120" w:type="dxa"/>
+          </w:tcPr>
+          <w:p>
+            <w:pPr>
+              <w:spacing w:after="0"/>
+            </w:pPr>
+            <w:r>
+              <w:t xml:space="preserve">her messages</w:t>
             </w:r>
           </w:p>
         </w:tc>
@@ -2772,6 +2772,229 @@
       <w:pPr/>
       <w:r>
         <w:t/>
+      </w:r>
+    </w:p>
+    <w:p>
+      <w:pPr>
+        <w:pStyle w:val="Heading2"/>
+        <w:spacing w:after="140"/>
+      </w:pPr>
+      <w:r>
+        <w:t xml:space="preserve">8a. Affiliation policy, set by her on 2026-08-09</w:t>
+      </w:r>
+    </w:p>
+    <w:p>
+      <w:pPr>
+        <w:spacing w:after="140"/>
+      </w:pPr>
+      <w:r>
+        <w:t xml:space="preserve">She asked that her HPD title and agency be removed from the certificate, from any public-facing recognition, from the manuscript author line, and from both Council notes. The work was voluntary, done in her personal capacity, on public materials.</w:t>
+      </w:r>
+    </w:p>
+    <w:tbl>
+      <w:tblPr>
+        <w:tblStyle w:val="TableGrid"/>
+        <w:tblW w:w="9360" w:type="dxa"/>
+        <w:tblBorders>
+          <w:top w:val="single" w:sz="4" w:space="0" w:color="999999"/>
+          <w:left w:val="single" w:sz="4" w:space="0" w:color="999999"/>
+          <w:bottom w:val="single" w:sz="4" w:space="0" w:color="999999"/>
+          <w:right w:val="single" w:sz="4" w:space="0" w:color="999999"/>
+          <w:insideH w:val="single" w:sz="4" w:space="0" w:color="999999"/>
+          <w:insideV w:val="single" w:sz="4" w:space="0" w:color="999999"/>
+        </w:tblBorders>
+      </w:tblPr>
+      <w:tblGrid>
+        <w:gridCol w:w="4680"/>
+        <w:gridCol w:w="4680"/>
+      </w:tblGrid>
+      <w:tr>
+        <w:tc>
+          <w:tcPr>
+            <w:tcW w:w="4680" w:type="dxa"/>
+          </w:tcPr>
+          <w:p>
+            <w:pPr>
+              <w:spacing w:after="0"/>
+            </w:pPr>
+            <w:r>
+              <w:t xml:space="preserve">Artifact</w:t>
+            </w:r>
+          </w:p>
+        </w:tc>
+        <w:tc>
+          <w:tcPr>
+            <w:tcW w:w="4680" w:type="dxa"/>
+          </w:tcPr>
+          <w:p>
+            <w:pPr>
+              <w:spacing w:after="0"/>
+            </w:pPr>
+            <w:r>
+              <w:t xml:space="preserve">How she is named</w:t>
+            </w:r>
+          </w:p>
+        </w:tc>
+      </w:tr>
+      <w:tr>
+        <w:tc>
+          <w:tcPr>
+            <w:tcW w:w="4680" w:type="dxa"/>
+          </w:tcPr>
+          <w:p>
+            <w:pPr>
+              <w:spacing w:after="0"/>
+            </w:pPr>
+            <w:r>
+              <w:t xml:space="preserve">Honor certificate</w:t>
+            </w:r>
+          </w:p>
+        </w:tc>
+        <w:tc>
+          <w:tcPr>
+            <w:tcW w:w="4680" w:type="dxa"/>
+          </w:tcPr>
+          <w:p>
+            <w:pPr>
+              <w:spacing w:after="0"/>
+            </w:pPr>
+            <w:r>
+              <w:t xml:space="preserve">Stacyann Young, no title line, no employer</w:t>
+            </w:r>
+          </w:p>
+        </w:tc>
+      </w:tr>
+      <w:tr>
+        <w:tc>
+          <w:tcPr>
+            <w:tcW w:w="4680" w:type="dxa"/>
+          </w:tcPr>
+          <w:p>
+            <w:pPr>
+              <w:spacing w:after="0"/>
+            </w:pPr>
+            <w:r>
+              <w:rPr>
+                <w:rFonts w:ascii="Consolas" w:hAnsi="Consolas"/>
+              </w:rPr>
+              <w:t xml:space="preserve">api/honor.js</w:t>
+            </w:r>
+          </w:p>
+        </w:tc>
+        <w:tc>
+          <w:tcPr>
+            <w:tcW w:w="4680" w:type="dxa"/>
+          </w:tcPr>
+          <w:p>
+            <w:pPr>
+              <w:spacing w:after="0"/>
+            </w:pPr>
+            <w:r>
+              <w:t xml:space="preserve">title and org fields empty, with a comment saying not to repopulate them</w:t>
+            </w:r>
+          </w:p>
+        </w:tc>
+      </w:tr>
+      <w:tr>
+        <w:tc>
+          <w:tcPr>
+            <w:tcW w:w="4680" w:type="dxa"/>
+          </w:tcPr>
+          <w:p>
+            <w:pPr>
+              <w:spacing w:after="0"/>
+            </w:pPr>
+            <w:r>
+              <w:t xml:space="preserve">Manuscript</w:t>
+            </w:r>
+          </w:p>
+        </w:tc>
+        <w:tc>
+          <w:tcPr>
+            <w:tcW w:w="4680" w:type="dxa"/>
+          </w:tcPr>
+          <w:p>
+            <w:pPr>
+              <w:spacing w:after="0"/>
+            </w:pPr>
+            <w:r>
+              <w:t xml:space="preserve">Stacyann Young, Independent Researcher, with the reason stated in the disclosure</w:t>
+            </w:r>
+          </w:p>
+        </w:tc>
+      </w:tr>
+      <w:tr>
+        <w:tc>
+          <w:tcPr>
+            <w:tcW w:w="4680" w:type="dxa"/>
+          </w:tcPr>
+          <w:p>
+            <w:pPr>
+              <w:spacing w:after="0"/>
+            </w:pPr>
+            <w:r>
+              <w:t xml:space="preserve">Council letters</w:t>
+            </w:r>
+          </w:p>
+        </w:tc>
+        <w:tc>
+          <w:tcPr>
+            <w:tcW w:w="4680" w:type="dxa"/>
+          </w:tcPr>
+          <w:p>
+            <w:pPr>
+              <w:spacing w:after="0"/>
+            </w:pPr>
+            <w:r>
+              <w:t xml:space="preserve">her background paragraph in place of a title; signed Independent Researcher</w:t>
+            </w:r>
+          </w:p>
+        </w:tc>
+      </w:tr>
+      <w:tr>
+        <w:tc>
+          <w:tcPr>
+            <w:tcW w:w="4680" w:type="dxa"/>
+          </w:tcPr>
+          <w:p>
+            <w:pPr>
+              <w:spacing w:after="0"/>
+            </w:pPr>
+            <w:r>
+              <w:rPr>
+                <w:rFonts w:ascii="Consolas" w:hAnsi="Consolas"/>
+              </w:rPr>
+              <w:t xml:space="preserve">api/contributor.js</w:t>
+            </w:r>
+          </w:p>
+        </w:tc>
+        <w:tc>
+          <w:tcPr>
+            <w:tcW w:w="4680" w:type="dxa"/>
+          </w:tcPr>
+          <w:p>
+            <w:pPr>
+              <w:spacing w:after="0"/>
+            </w:pPr>
+            <w:r>
+              <w:t xml:space="preserve">Stacyann Young, title "Public records and FOIL practice", no org</w:t>
+            </w:r>
+          </w:p>
+        </w:tc>
+      </w:tr>
+    </w:tbl>
+    <w:p>
+      <w:pPr/>
+      <w:r>
+        <w:t/>
+      </w:r>
+    </w:p>
+    <w:p>
+      <w:pPr>
+        <w:spacing w:after="140"/>
+      </w:pPr>
+      <w:r>
+        <w:t xml:space="preserve">Nothing in the programme should reintroduce her employer. The study record still holds it, which is why the roster carries a comment.</w:t>
       </w:r>
     </w:p>
     <w:p>
